--- a/hin/docx/12.content.docx
+++ b/hin/docx/12.content.docx
@@ -136,13 +136,6 @@
         <w:rPr>
           <w:lang w:val="hi_IN" w:bidi="hi_IN"/>
         </w:rPr>
-      </w:r>
-      <w:r>
-        <w:rPr>
-          <w:i/>
-          <w:lang w:val="hi_IN" w:bidi="hi_IN"/>
-        </w:rPr>
-        <w:t>2 राजाओं 1:2, 2 राजाओं 1:4, 2 राजाओं 1:8, 2 राजाओं 1:10, 2 राजाओं 1:13, 2 राजाओं 1:17, 2 राजाओं 2:1, 2 राजाओं 2:3, 2 राजाओं 2:8, 2 राजाओं 2:9, 2 राजाओं 2:11, 2 राजाओं 2:14, 2 राजाओं 2:16, 2 राजाओं 2:17, 2 राजाओं 2:19, 2 राजाओं 2:21–22, 2 राजाओं 2:23–24, 2 राजाओं 3:2, 2 राजाओं 3:6, 2 राजाओं 3:9, 2 राजाओं 3:11, 2 राजाओं 3:14, 2 राजाओं 3:15, 2 राजाओं 3:20, 2 राजाओं 3:21, 2 राजाओं 3:22–23, 2 राजाओं 3:27, 2 राजाओं 4:1, 2 राजाओं 4:3, 2 राजाओं 4:6, 2 राजाओं 4:10, 2 राजाओं 4:16, 2 राजाओं 4:18–19, 2 राजाओं 4:20, 2 राजाओं 4:25, 2 राजाओं 4:26, 2 राजाओं 4:27, 2 राजाओं 4:29, 2 राजाओं 4:31, 2 राजाओं 4:34, 2 राजाओं 4:35, 2 राजाओं 4:38–39, 2 राजाओं 4:40–41, 2 राजाओं 4:42–43, 2 राजाओं 5:1, 2 राजाओं 5:3, 2 राजाओं 5:6, 2 राजाओं 5:7, 2 राजाओं 5:10, 2 राजाओं 5:11, 2 राजाओं 5:14, 2 राजाओं 5:15, 2 राजाओं 5:18, 2 राजाओं 5:22, 2 राजाओं 5:24, 2 राजाओं 5:26–27, 2 राजाओं 6:1–2, 2 राजाओं 6:5, 2 राजाओं 6:6, 2 राजाओं 6:12, 2 राजाओं 6:15, 2 राजाओं 6:18–19, 2 राजाओं 6:20, 2 राजाओं 6:22–23, 2 राजाओं 6:25, 2 राजाओं 6:28–29, 2 राजाओं 6:31, 2 राजाओं 6:32, 2 राजाओं 7:2, 2 राजाओं 7:3, 2 राजाओं 7:6, 2 राजाओं 7:11, 2 राजाओं 7:12, 2 राजाओं 7:15, 2 राजाओं 7:18–19, 2 राजाओं 8:1–2, 2 राजाओं 8:3, 2 राजाओं 8:5, 2 राजाओं 8:9, 2 राजाओं 8:11–12, 2 राजाओं 8:14–15, 2 राजाओं 8:18, 2 राजाओं 8:19, 2 राजाओं 8:20, 2 राजाओं 8:27, 2 राजाओं 8:29, 2 राजाओं 9:1–3, 2 राजाओं 9:6, 2 राजाओं 9:7, 2 राजाओं 9:10, 2 राजाओं 9:12–13, 2 राजाओं 9:15, 2 राजाओं 9:17–18, 2 राजाओं 9:20, 2 राजाओं 9:21, 2 राजा 9:24, 2 राजाओं 9:26, 2 राजाओं 9:28, 2 राजाओं 9:30, 2 राजाओं 9:33, 2 राजाओं 9:35, 2 राजाओं 10:3, 2 राजाओं 10:4–5, 2 राजाओं 10:7, 2 राजाओं 10:10, 2 राजाओं 10:13–14, 2 राजाओं 10:15, 2 राजाओं 10:19, 2 राजाओं 10:21, 2 राजाओं 10:24, 2 राजाओं 10:27, 2 राजाओं 10:29, 2 राजाओं 10:30, 2 राजाओं 10:34, 2 राजाओं 11:1–2, 2 राजाओं 11:4, 2 राजाओं 11:7, 2 राजाओं 11:10, 2 राजाओं 11:14, 2 राजाओं 11:15–16, 2 राजाओं 11:17–18, 2 राजाओं 11:19–20, 2 राजाओं 12:2, 2 राजाओं 12:4, 2 राजाओं 12:6–7, 2 राजाओं 12:9, 2 राजाओं 12:12, 2 राजाओं 12:16, 2 राजाओं 12:18, 2 राजाओं 12:21, 2 राजाओं 13:4–5, 2 राजाओं 13:7, 2 राजाओं 13:15, 2 राजाओं 13:18–19, 2 राजाओं 13:21, 2 राजाओं 13:23, 2 राजाओं 14:5, 2 राजाओं 14:6, 2 राजाओं 14:9, 2 राजाओं 14:14, 2 राजाओं 14:19, 2 राजाओं 14:22, 2 राजाओं 14:25, 2 राजाओं 14:26–27, 2 राजाओं 15:5, 2 राजाओं 15:7, 2 राजाओं 15:10, 2 राजाओं 15:12, 2 राजाओं 15:13–14, 2 राजाओं 15:16, 2 राजाओं 15:19–20, 2 राजाओं 15:25, 2 राजाओं 15:29–30, 2 राजाओं 15:34, 2 राजाओं 16:3, 2 राजाओं 16:5, 2 राजाओं 16:8, 2 राजाओं 16:10–11, 2 राजाओं 16:13, 2 राजाओं 16:15, 2 राजाओं 16:18, 2 राजाओं 17:3, 2 राजाओं 17:4, 2 राजाओं 17:7, 2 राजाओं 17:12, 2 राजाओं 17:13, 2 राजाओं 17:14, 2 राजाओं 17:17, 2 राजाओं 17:22–23, 2 राजाओं 17:25, 2 राजाओं 17:28, 2 राजाओं 17:29, 2 राजाओं 17:32, 2 राजाओं 17:34–35, 2 राजाओं 17:40, 2 राजाओं 18:4, 2 राजाओं 18:9–10, 2 राजाओं 18:11–12, 2 राजाओं 18:15, 2 राजाओं 18:17–18, 2 राजाओं 18:21, 2 राजाओं 18:23, 2 राजाओं 18:25, 2 राजाओं 18:26, 2 राजाओं 18:28, 2 राजाओं 18:31, 2 राजाओं 18:36, 2 राजाओं 19:1, 2 राजाओं 19:4, 2 राजाओं 19:7, 2 राजाओं 19:10, 2 राजाओं 19:14, 2 राजाओं 19:19, 2 राजाओं 19:22, 2 राजाओं 19:24, 2 राजाओं 19:25, 2 राजाओं 19:28, 2 राजाओं 19:29, 2 राजाओं 19:34, 2 राजाओं 19:35, 2 राजाओं 20:1, 2 राजाओं 20:5, 2 राजाओं 20:7, 2 राजाओं 20:10–11, 2 राजाओं 20:13, 2 राजाओं 20:18, 2 राजाओं 20:19, 2 राजाओं 21:3, 2 राजाओं 21:6, 2 राजाओं 21:7, 2 राजाओं 21:11, 2 राजाओं 21:14–15, 2 राजाओं 21:16, 2 राजाओं 21:23, 2 राजाओं 21:26, 2 राजाओं 22:2, 2 राजाओं 22:3–5, 2 राजाओं 22:7, 2 राजाओं 22:8, 2 राजाओं 22:11, 2 राजाओं 22:14, 2 राजाओं 22:19, 2 राजाओं 22:20, 2 राजाओं 23:2, 2 राजाओं 23:3, 2 राजाओं 23:4, 2 राजाओं 23:7, 2 राजाओं 23:9, 2 राजाओं 23:11, 2 राजाओं 23:13, 2 राजाओं 23:16, 2 राजाओं 23:17–18, 2 राजाओं 23:22, 2 राजाओं 23:25, 2 राजाओं 23:26, 2 राजाओं 23:29, 2 राजाओं 23:33, 2 राजाओं 23:35, 2 राजाओं 24:2, 2 राजाओं 24:4, 2 राजाओं 24:7, 2 राजाओं 24:12, 2 राजाओं 24:14, 2 राजाओं 24:17, 2 राजाओं 25:3, 2 राजाओं 25:4, 2 राजाओं 25:7, 2 राजाओं 25:10, 2 राजाओं 25:12, 2 राजाओं 25:16, 2 राजाओं 25:21, 2 राजाओं 25:22, 2 राजाओं 25:26, 2 राजाओं 25:27, 2 राजाओं 25:29–30</w:t>
       </w:r>
       <w:r>
         <w:rPr>

--- a/hin/docx/12.content.docx
+++ b/hin/docx/12.content.docx
@@ -123,19 +123,6 @@
           <w:lang w:val="hi_IN" w:bidi="hi_IN"/>
         </w:rPr>
         <w:t>2KI</w:t>
-      </w:r>
-      <w:r>
-        <w:rPr>
-          <w:lang w:val="hi_IN" w:bidi="hi_IN"/>
-        </w:rPr>
-      </w:r>
-    </w:p>
-    <w:p>
-      <w:pPr/>
-      <w:r>
-        <w:rPr>
-          <w:lang w:val="hi_IN" w:bidi="hi_IN"/>
-        </w:rPr>
       </w:r>
       <w:r>
         <w:rPr>

--- a/hin/docx/12.content.docx
+++ b/hin/docx/12.content.docx
@@ -19,7 +19,7 @@
         <w:rPr>
           <w:lang w:val="hi_IN" w:bidi="hi_IN"/>
         </w:rPr>
-        <w:t>Resource: अनुवाद प्रश्न (unfoldingWord)</w:t>
+        <w:t>Resource: unfoldingWord® Translation Questions</w:t>
       </w:r>
       <w:r>
         <w:rPr>
@@ -85,7 +85,7 @@
         <w:rPr>
           <w:lang w:val="hi_IN" w:bidi="hi_IN"/>
         </w:rPr>
-        <w:t>अनुवाद प्रश्न (unfoldingWord)</w:t>
+        <w:t>unfoldingWord® Translation Questions</w:t>
       </w:r>
     </w:p>
     <w:p>
